--- a/downloads/sections/t10-l01-five9-wem-and-a-verint-path-both-exist-visual.docx
+++ b/downloads/sections/t10-l01-five9-wem-and-a-verint-path-both-exist-visual.docx
@@ -29,7 +29,7 @@
     </w:p>
     <w:p>
       <w:r>
-        <w:t>confirm. This lab does not know which suite a given customer bought. The product page says both native WEM and partners such as Verint are offered.. last checked 2026-10.</w:t>
+        <w:t>confirm. This lab does not know which suite a given customer bought. The product page says both native WEM and partners such as Verint are offered. last checked 2026-10.</w:t>
       </w:r>
     </w:p>
   </w:body>
